--- a/02 Habrit Khadasha/40 Mattai/Mattai 27.docx
+++ b/02 Habrit Khadasha/40 Mattai/Mattai 27.docx
@@ -2251,20 +2251,18 @@
 <w:ftr xmlns:mc="http://schemas.openxmlformats.org/markup-compatibility/2006" xmlns:o="urn:schemas-microsoft-com:office:office" xmlns:r="http://schemas.openxmlformats.org/officeDocument/2006/relationships" xmlns:m="http://schemas.openxmlformats.org/officeDocument/2006/math" xmlns:v="urn:schemas-microsoft-com:vml" xmlns:wp="http://schemas.openxmlformats.org/drawingml/2006/wordprocessingDrawing" xmlns:w10="urn:schemas-microsoft-com:office:word" xmlns:w="http://schemas.openxmlformats.org/wordprocessingml/2006/main" xmlns:wne="http://schemas.microsoft.com/office/word/2006/wordml" xmlns:sl="http://schemas.openxmlformats.org/schemaLibrary/2006/main" xmlns:a="http://schemas.openxmlformats.org/drawingml/2006/main" xmlns:pic="http://schemas.openxmlformats.org/drawingml/2006/picture" xmlns:c="http://schemas.openxmlformats.org/drawingml/2006/chart" xmlns:lc="http://schemas.openxmlformats.org/drawingml/2006/lockedCanvas" xmlns:dgm="http://schemas.openxmlformats.org/drawingml/2006/diagram" xmlns:wps="http://schemas.microsoft.com/office/word/2010/wordprocessingShape" xmlns:wpg="http://schemas.microsoft.com/office/word/2010/wordprocessingGroup" xmlns:w14="http://schemas.microsoft.com/office/word/2010/wordml" xmlns:w15="http://schemas.microsoft.com/office/word/2012/wordml" xmlns:w16="http://schemas.microsoft.com/office/word/2018/wordml" xmlns:w16cex="http://schemas.microsoft.com/office/word/2018/wordml/cex" xmlns:w16cid="http://schemas.microsoft.com/office/word/2016/wordml/cid" xmlns="http://schemas.microsoft.com/office/tasks/2019/documenttasks" xmlns:cr="http://schemas.microsoft.com/office/comments/2020/reactions">
   <w:p>
     <w:pPr>
+      <w:bidi w:val="1"/>
       <w:ind w:left="720" w:firstLine="0"/>
       <w:jc w:val="center"/>
       <w:rPr>
-        <w:sz w:val="18"/>
-        <w:szCs w:val="18"/>
-      </w:rPr>
-    </w:pPr>
-    <w:r>
-      <w:rPr>
         <w:sz w:val="20"/>
         <w:szCs w:val="20"/>
-        <w:rtl w:val="1"/>
-      </w:rPr>
-      <w:t xml:space="preserve">א</w:t>
+      </w:rPr>
+    </w:pPr>
+    <w:r>
+      <w:rPr>
+        <w:rtl w:val="0"/>
+      </w:rPr>
     </w:r>
     <w:r>
       <w:rPr>
@@ -2272,7 +2270,7 @@
         <w:szCs w:val="20"/>
         <w:rtl w:val="1"/>
       </w:rPr>
-      <w:t xml:space="preserve">ֲ</w:t>
+      <w:t xml:space="preserve">     </w:t>
     </w:r>
     <w:r>
       <w:rPr>
@@ -2280,7 +2278,7 @@
         <w:szCs w:val="20"/>
         <w:rtl w:val="1"/>
       </w:rPr>
-      <w:t xml:space="preserve">נ</w:t>
+      <w:t xml:space="preserve">א</w:t>
     </w:r>
     <w:r>
       <w:rPr>
@@ -2288,7 +2286,7 @@
         <w:szCs w:val="20"/>
         <w:rtl w:val="1"/>
       </w:rPr>
-      <w:t xml:space="preserve">ִ</w:t>
+      <w:t xml:space="preserve">ֲ</w:t>
     </w:r>
     <w:r>
       <w:rPr>
@@ -2296,7 +2294,7 @@
         <w:szCs w:val="20"/>
         <w:rtl w:val="1"/>
       </w:rPr>
-      <w:t xml:space="preserve">י</w:t>
+      <w:t xml:space="preserve">נ</w:t>
     </w:r>
     <w:r>
       <w:rPr>
@@ -2304,7 +2302,7 @@
         <w:szCs w:val="20"/>
         <w:rtl w:val="1"/>
       </w:rPr>
-      <w:t xml:space="preserve"> </w:t>
+      <w:t xml:space="preserve">ִ</w:t>
     </w:r>
     <w:r>
       <w:rPr>
@@ -2312,7 +2310,7 @@
         <w:szCs w:val="20"/>
         <w:rtl w:val="1"/>
       </w:rPr>
-      <w:t xml:space="preserve">ה</w:t>
+      <w:t xml:space="preserve">י</w:t>
     </w:r>
     <w:r>
       <w:rPr>
@@ -2320,7 +2318,7 @@
         <w:szCs w:val="20"/>
         <w:rtl w:val="1"/>
       </w:rPr>
-      <w:t xml:space="preserve">ָ</w:t>
+      <w:t xml:space="preserve"> </w:t>
     </w:r>
     <w:r>
       <w:rPr>
@@ -2328,7 +2326,7 @@
         <w:szCs w:val="20"/>
         <w:rtl w:val="1"/>
       </w:rPr>
-      <w:t xml:space="preserve">א</w:t>
+      <w:t xml:space="preserve">ה</w:t>
     </w:r>
     <w:r>
       <w:rPr>
@@ -2344,7 +2342,7 @@
         <w:szCs w:val="20"/>
         <w:rtl w:val="1"/>
       </w:rPr>
-      <w:t xml:space="preserve">ל</w:t>
+      <w:t xml:space="preserve">א</w:t>
     </w:r>
     <w:r>
       <w:rPr>
@@ -2352,7 +2350,7 @@
         <w:szCs w:val="20"/>
         <w:rtl w:val="1"/>
       </w:rPr>
-      <w:t xml:space="preserve">ֶ</w:t>
+      <w:t xml:space="preserve">ָ</w:t>
     </w:r>
     <w:r>
       <w:rPr>
@@ -2360,7 +2358,7 @@
         <w:szCs w:val="20"/>
         <w:rtl w:val="1"/>
       </w:rPr>
-      <w:t xml:space="preserve">ף</w:t>
+      <w:t xml:space="preserve">ל</w:t>
     </w:r>
     <w:r>
       <w:rPr>
@@ -2368,7 +2366,7 @@
         <w:szCs w:val="20"/>
         <w:rtl w:val="1"/>
       </w:rPr>
-      <w:t xml:space="preserve"> </w:t>
+      <w:t xml:space="preserve">ֶ</w:t>
     </w:r>
     <w:r>
       <w:rPr>
@@ -2376,7 +2374,7 @@
         <w:szCs w:val="20"/>
         <w:rtl w:val="1"/>
       </w:rPr>
-      <w:t xml:space="preserve">א</w:t>
+      <w:t xml:space="preserve">ף</w:t>
     </w:r>
     <w:r>
       <w:rPr>
@@ -2384,7 +2382,7 @@
         <w:szCs w:val="20"/>
         <w:rtl w:val="1"/>
       </w:rPr>
-      <w:t xml:space="preserve">ַ</w:t>
+      <w:t xml:space="preserve"> </w:t>
     </w:r>
     <w:r>
       <w:rPr>
@@ -2392,7 +2390,7 @@
         <w:szCs w:val="20"/>
         <w:rtl w:val="1"/>
       </w:rPr>
-      <w:t xml:space="preserve">ף</w:t>
+      <w:t xml:space="preserve">א</w:t>
     </w:r>
     <w:r>
       <w:rPr>
@@ -2400,7 +2398,7 @@
         <w:szCs w:val="20"/>
         <w:rtl w:val="1"/>
       </w:rPr>
-      <w:t xml:space="preserve"> </w:t>
+      <w:t xml:space="preserve">ַ</w:t>
     </w:r>
     <w:r>
       <w:rPr>
@@ -2408,7 +2406,7 @@
         <w:szCs w:val="20"/>
         <w:rtl w:val="1"/>
       </w:rPr>
-      <w:t xml:space="preserve">א</w:t>
+      <w:t xml:space="preserve">ף</w:t>
     </w:r>
     <w:r>
       <w:rPr>
@@ -2416,7 +2414,7 @@
         <w:szCs w:val="20"/>
         <w:rtl w:val="1"/>
       </w:rPr>
-      <w:t xml:space="preserve">ֲ</w:t>
+      <w:t xml:space="preserve"> </w:t>
     </w:r>
     <w:r>
       <w:rPr>
@@ -2424,7 +2422,7 @@
         <w:szCs w:val="20"/>
         <w:rtl w:val="1"/>
       </w:rPr>
-      <w:t xml:space="preserve">נ</w:t>
+      <w:t xml:space="preserve">א</w:t>
     </w:r>
     <w:r>
       <w:rPr>
@@ -2432,7 +2430,7 @@
         <w:szCs w:val="20"/>
         <w:rtl w:val="1"/>
       </w:rPr>
-      <w:t xml:space="preserve">ִ</w:t>
+      <w:t xml:space="preserve">ֲ</w:t>
     </w:r>
     <w:r>
       <w:rPr>
@@ -2440,7 +2438,7 @@
         <w:szCs w:val="20"/>
         <w:rtl w:val="1"/>
       </w:rPr>
-      <w:t xml:space="preserve">י</w:t>
+      <w:t xml:space="preserve">נ</w:t>
     </w:r>
     <w:r>
       <w:rPr>
@@ -2448,7 +2446,7 @@
         <w:szCs w:val="20"/>
         <w:rtl w:val="1"/>
       </w:rPr>
-      <w:t xml:space="preserve"> </w:t>
+      <w:t xml:space="preserve">ִ</w:t>
     </w:r>
     <w:r>
       <w:rPr>
@@ -2456,7 +2454,7 @@
         <w:szCs w:val="20"/>
         <w:rtl w:val="1"/>
       </w:rPr>
-      <w:t xml:space="preserve">ה</w:t>
+      <w:t xml:space="preserve">י</w:t>
     </w:r>
     <w:r>
       <w:rPr>
@@ -2464,7 +2462,7 @@
         <w:szCs w:val="20"/>
         <w:rtl w:val="1"/>
       </w:rPr>
-      <w:t xml:space="preserve">ַ</w:t>
+      <w:t xml:space="preserve"> </w:t>
     </w:r>
     <w:r>
       <w:rPr>
@@ -2472,7 +2470,7 @@
         <w:szCs w:val="20"/>
         <w:rtl w:val="1"/>
       </w:rPr>
-      <w:t xml:space="preserve">ת</w:t>
+      <w:t xml:space="preserve">ה</w:t>
     </w:r>
     <w:r>
       <w:rPr>
@@ -2480,7 +2478,7 @@
         <w:szCs w:val="20"/>
         <w:rtl w:val="1"/>
       </w:rPr>
-      <w:t xml:space="preserve">ָּ</w:t>
+      <w:t xml:space="preserve">ַ</w:t>
     </w:r>
     <w:r>
       <w:rPr>
@@ -2488,21 +2486,32 @@
         <w:szCs w:val="20"/>
         <w:rtl w:val="1"/>
       </w:rPr>
-      <w:t xml:space="preserve">ו</w:t>
+      <w:t xml:space="preserve">ת</w:t>
     </w:r>
     <w:r>
       <w:rPr>
         <w:sz w:val="20"/>
         <w:szCs w:val="20"/>
-        <w:rtl w:val="0"/>
+        <w:rtl w:val="1"/>
+      </w:rPr>
+      <w:t xml:space="preserve">ָּ</w:t>
+    </w:r>
+    <w:r>
+      <w:rPr>
+        <w:sz w:val="20"/>
+        <w:szCs w:val="20"/>
+        <w:rtl w:val="1"/>
+      </w:rPr>
+      <w:t xml:space="preserve">ו</w:t>
+    </w:r>
+    <w:r>
+      <w:rPr>
+        <w:sz w:val="20"/>
+        <w:szCs w:val="20"/>
+        <w:rtl w:val="1"/>
       </w:rPr>
       <w:t xml:space="preserve">         </w:t>
       <w:tab/>
-    </w:r>
-    <w:r>
-      <w:rPr>
-        <w:rtl w:val="0"/>
-      </w:rPr>
     </w:r>
   </w:p>
 </w:ftr>
